--- a/module-15-population-systems-ecology/module-15-population-systems-ecology-practice-quiz.docx
+++ b/module-15-population-systems-ecology/module-15-population-systems-ecology-practice-quiz.docx
@@ -24,9 +24,6 @@
       </w:r>
       <w:r>
         <w:t>Logistic growth differs from exponential growth because logistic growth:</w:t>
-      </w:r>
-      <w:r>
-        <w:br/>
       </w:r>
       <w:r>
         <w:br/>
@@ -104,9 +101,6 @@
         <w:br/>
       </w:r>
       <w:r>
-        <w:br/>
-      </w:r>
-      <w:r>
         <w:t>A. density-dependent factor</w:t>
       </w:r>
     </w:p>
@@ -179,9 +173,6 @@
         <w:br/>
       </w:r>
       <w:r>
-        <w:br/>
-      </w:r>
-      <w:r>
         <w:t>A. 100 percent</w:t>
       </w:r>
     </w:p>
@@ -249,9 +240,6 @@
       </w:r>
       <w:r>
         <w:t>Energy and matter behave differently in an ecosystem because:</w:t>
-      </w:r>
-      <w:r>
-        <w:br/>
       </w:r>
       <w:r>
         <w:br/>

--- a/module-15-population-systems-ecology/module-15-population-systems-ecology-practice-quiz.docx
+++ b/module-15-population-systems-ecology/module-15-population-systems-ecology-practice-quiz.docx
@@ -16,288 +16,336 @@
       </w:r>
     </w:p>
     <w:p>
+      <w:pPr>
+        <w:keepNext/>
+        <w:keepLines/>
+      </w:pPr>
       <w:r>
-        <w:t xml:space="preserve">• </w:t>
-      </w:r>
-      <w:r>
-        <w:br/>
+        <w:t xml:space="preserve">1. </w:t>
       </w:r>
       <w:r>
         <w:t>Logistic growth differs from exponential growth because logistic growth:</w:t>
       </w:r>
+    </w:p>
+    <w:p>
+      <w:pPr>
+        <w:keepNext/>
+        <w:keepLines/>
+      </w:pPr>
       <w:r>
-        <w:br/>
+        <w:t xml:space="preserve">• </w:t>
       </w:r>
       <w:r>
         <w:t>A. never slows down</w:t>
       </w:r>
     </w:p>
     <w:p>
+      <w:pPr>
+        <w:keepNext/>
+        <w:keepLines/>
+      </w:pPr>
       <w:r>
         <w:t xml:space="preserve">• </w:t>
-      </w:r>
-      <w:r>
-        <w:br/>
       </w:r>
       <w:r>
         <w:t>B. has no limits of any kind</w:t>
       </w:r>
     </w:p>
     <w:p>
+      <w:pPr>
+        <w:keepNext/>
+        <w:keepLines/>
+      </w:pPr>
       <w:r>
         <w:t xml:space="preserve">• </w:t>
-      </w:r>
-      <w:r>
-        <w:br/>
       </w:r>
       <w:r>
         <w:t>C. levels off as the population nears carrying capacity</w:t>
       </w:r>
     </w:p>
     <w:p>
+      <w:pPr>
+        <w:keepNext/>
+        <w:keepLines/>
+      </w:pPr>
       <w:r>
         <w:t xml:space="preserve">• </w:t>
-      </w:r>
-      <w:r>
-        <w:br/>
       </w:r>
       <w:r>
         <w:t>D. can only ever decrease</w:t>
       </w:r>
     </w:p>
     <w:p>
+      <w:pPr>
+        <w:keepNext/>
+        <w:keepLines/>
+      </w:pPr>
       <w:r>
         <w:t xml:space="preserve">• </w:t>
-      </w:r>
-      <w:r>
-        <w:br/>
       </w:r>
       <w:r>
         <w:t>Answer: C</w:t>
       </w:r>
     </w:p>
     <w:p>
+      <w:pPr>
+        <w:keepNext w:val="0"/>
+        <w:keepLines/>
+      </w:pPr>
       <w:r>
         <w:t xml:space="preserve">• </w:t>
-      </w:r>
-      <w:r>
-        <w:br/>
       </w:r>
       <w:r>
         <w:t>Why: Logistic growth slows as limited resources bring the population toward carrying capacity. Exponential growth assumes unlimited resources.</w:t>
       </w:r>
     </w:p>
     <w:p>
+      <w:pPr>
+        <w:keepNext/>
+        <w:keepLines/>
+      </w:pPr>
       <w:r>
-        <w:t xml:space="preserve">• </w:t>
-      </w:r>
-      <w:r>
-        <w:br/>
+        <w:t xml:space="preserve">2. </w:t>
       </w:r>
       <w:r>
         <w:t>A contagious disease that spreads faster when a population is crowded is an example of a:</w:t>
       </w:r>
+    </w:p>
+    <w:p>
+      <w:pPr>
+        <w:keepNext/>
+        <w:keepLines/>
+      </w:pPr>
       <w:r>
-        <w:br/>
+        <w:t xml:space="preserve">• </w:t>
       </w:r>
       <w:r>
         <w:t>A. density-dependent factor</w:t>
       </w:r>
     </w:p>
     <w:p>
+      <w:pPr>
+        <w:keepNext/>
+        <w:keepLines/>
+      </w:pPr>
       <w:r>
         <w:t xml:space="preserve">• </w:t>
-      </w:r>
-      <w:r>
-        <w:br/>
       </w:r>
       <w:r>
         <w:t>B. density-independent factor</w:t>
       </w:r>
     </w:p>
     <w:p>
+      <w:pPr>
+        <w:keepNext/>
+        <w:keepLines/>
+      </w:pPr>
       <w:r>
         <w:t xml:space="preserve">• </w:t>
-      </w:r>
-      <w:r>
-        <w:br/>
       </w:r>
       <w:r>
         <w:t>C. trophic level</w:t>
       </w:r>
     </w:p>
     <w:p>
+      <w:pPr>
+        <w:keepNext/>
+        <w:keepLines/>
+      </w:pPr>
       <w:r>
         <w:t xml:space="preserve">• </w:t>
-      </w:r>
-      <w:r>
-        <w:br/>
       </w:r>
       <w:r>
         <w:t>D. decomposer</w:t>
       </w:r>
     </w:p>
     <w:p>
+      <w:pPr>
+        <w:keepNext/>
+        <w:keepLines/>
+      </w:pPr>
       <w:r>
         <w:t xml:space="preserve">• </w:t>
-      </w:r>
-      <w:r>
-        <w:br/>
       </w:r>
       <w:r>
         <w:t>Answer: A</w:t>
       </w:r>
     </w:p>
     <w:p>
+      <w:pPr>
+        <w:keepNext w:val="0"/>
+        <w:keepLines/>
+      </w:pPr>
       <w:r>
         <w:t xml:space="preserve">• </w:t>
-      </w:r>
-      <w:r>
-        <w:br/>
       </w:r>
       <w:r>
         <w:t>Why: Density-dependent factors such as disease and competition grow stronger with crowding. Density-independent factors, like a flood, do not depend on density.</w:t>
       </w:r>
     </w:p>
     <w:p>
+      <w:pPr>
+        <w:keepNext/>
+        <w:keepLines/>
+      </w:pPr>
       <w:r>
-        <w:t xml:space="preserve">• </w:t>
-      </w:r>
-      <w:r>
-        <w:br/>
+        <w:t xml:space="preserve">3. </w:t>
       </w:r>
       <w:r>
         <w:t>About how much of the energy at one trophic level typically passes to the next level up?</w:t>
       </w:r>
+    </w:p>
+    <w:p>
+      <w:pPr>
+        <w:keepNext/>
+        <w:keepLines/>
+      </w:pPr>
       <w:r>
-        <w:br/>
+        <w:t xml:space="preserve">• </w:t>
       </w:r>
       <w:r>
         <w:t>A. 100 percent</w:t>
       </w:r>
     </w:p>
     <w:p>
+      <w:pPr>
+        <w:keepNext/>
+        <w:keepLines/>
+      </w:pPr>
       <w:r>
         <w:t xml:space="preserve">• </w:t>
-      </w:r>
-      <w:r>
-        <w:br/>
       </w:r>
       <w:r>
         <w:t>B. 90 percent</w:t>
       </w:r>
     </w:p>
     <w:p>
+      <w:pPr>
+        <w:keepNext/>
+        <w:keepLines/>
+      </w:pPr>
       <w:r>
         <w:t xml:space="preserve">• </w:t>
-      </w:r>
-      <w:r>
-        <w:br/>
       </w:r>
       <w:r>
         <w:t>C. 50 percent</w:t>
       </w:r>
     </w:p>
     <w:p>
+      <w:pPr>
+        <w:keepNext/>
+        <w:keepLines/>
+      </w:pPr>
       <w:r>
         <w:t xml:space="preserve">• </w:t>
-      </w:r>
-      <w:r>
-        <w:br/>
       </w:r>
       <w:r>
         <w:t>D. about 10 percent</w:t>
       </w:r>
     </w:p>
     <w:p>
+      <w:pPr>
+        <w:keepNext/>
+        <w:keepLines/>
+      </w:pPr>
       <w:r>
         <w:t xml:space="preserve">• </w:t>
-      </w:r>
-      <w:r>
-        <w:br/>
       </w:r>
       <w:r>
         <w:t>Answer: D</w:t>
       </w:r>
     </w:p>
     <w:p>
+      <w:pPr>
+        <w:keepNext w:val="0"/>
+        <w:keepLines/>
+      </w:pPr>
       <w:r>
         <w:t xml:space="preserve">• </w:t>
-      </w:r>
-      <w:r>
-        <w:br/>
       </w:r>
       <w:r>
         <w:t>Why: Roughly 10 percent of energy transfers to the next level. The rest is lost mostly as heat, which limits how long food chains can be.</w:t>
       </w:r>
     </w:p>
     <w:p>
+      <w:pPr>
+        <w:keepNext/>
+        <w:keepLines/>
+      </w:pPr>
       <w:r>
-        <w:t xml:space="preserve">• </w:t>
-      </w:r>
-      <w:r>
-        <w:br/>
+        <w:t xml:space="preserve">4. </w:t>
       </w:r>
       <w:r>
         <w:t>Energy and matter behave differently in an ecosystem because:</w:t>
       </w:r>
+    </w:p>
+    <w:p>
+      <w:pPr>
+        <w:keepNext/>
+        <w:keepLines/>
+      </w:pPr>
       <w:r>
-        <w:br/>
+        <w:t xml:space="preserve">• </w:t>
       </w:r>
       <w:r>
         <w:t>A. both are perfectly recycled forever</w:t>
       </w:r>
     </w:p>
     <w:p>
+      <w:pPr>
+        <w:keepNext/>
+        <w:keepLines/>
+      </w:pPr>
       <w:r>
         <w:t xml:space="preserve">• </w:t>
-      </w:r>
-      <w:r>
-        <w:br/>
       </w:r>
       <w:r>
         <w:t>B. matter cycles, but energy flows through and must keep entering</w:t>
       </w:r>
     </w:p>
     <w:p>
+      <w:pPr>
+        <w:keepNext/>
+        <w:keepLines/>
+      </w:pPr>
       <w:r>
         <w:t xml:space="preserve">• </w:t>
-      </w:r>
-      <w:r>
-        <w:br/>
       </w:r>
       <w:r>
         <w:t>C. neither one moves</w:t>
       </w:r>
     </w:p>
     <w:p>
+      <w:pPr>
+        <w:keepNext/>
+        <w:keepLines/>
+      </w:pPr>
       <w:r>
         <w:t xml:space="preserve">• </w:t>
-      </w:r>
-      <w:r>
-        <w:br/>
       </w:r>
       <w:r>
         <w:t>D. energy is recycled but matter is not</w:t>
       </w:r>
     </w:p>
     <w:p>
+      <w:pPr>
+        <w:keepNext/>
+        <w:keepLines/>
+      </w:pPr>
       <w:r>
         <w:t xml:space="preserve">• </w:t>
-      </w:r>
-      <w:r>
-        <w:br/>
       </w:r>
       <w:r>
         <w:t>Answer: B</w:t>
       </w:r>
     </w:p>
     <w:p>
+      <w:pPr>
+        <w:keepNext w:val="0"/>
+        <w:keepLines/>
+      </w:pPr>
       <w:r>
         <w:t xml:space="preserve">• </w:t>
-      </w:r>
-      <w:r>
-        <w:br/>
       </w:r>
       <w:r>
         <w:t>Why: Nutrients cycle within an ecosystem, but energy is lost at each transfer, so it must be continually supplied, for example by sunlight.</w:t>
@@ -739,7 +787,7 @@
       <w:rFonts w:asciiTheme="majorHAnsi" w:eastAsiaTheme="majorEastAsia" w:hAnsiTheme="majorHAnsi" w:cstheme="majorBidi"/>
       <w:b/>
       <w:bCs/>
-      <w:color w:val="365F91" w:themeColor="accent1" w:themeShade="BF"/>
+      <w:color w:val="000000"/>
       <w:sz w:val="28"/>
       <w:szCs w:val="28"/>
     </w:rPr>
@@ -763,7 +811,7 @@
       <w:rFonts w:asciiTheme="majorHAnsi" w:eastAsiaTheme="majorEastAsia" w:hAnsiTheme="majorHAnsi" w:cstheme="majorBidi"/>
       <w:b/>
       <w:bCs/>
-      <w:color w:val="4F81BD" w:themeColor="accent1"/>
+      <w:color w:val="000000"/>
       <w:sz w:val="26"/>
       <w:szCs w:val="26"/>
     </w:rPr>
@@ -787,7 +835,7 @@
       <w:rFonts w:asciiTheme="majorHAnsi" w:eastAsiaTheme="majorEastAsia" w:hAnsiTheme="majorHAnsi" w:cstheme="majorBidi"/>
       <w:b/>
       <w:bCs/>
-      <w:color w:val="4F81BD" w:themeColor="accent1"/>
+      <w:color w:val="000000"/>
     </w:rPr>
   </w:style>
   <w:style w:type="paragraph" w:styleId="Heading4">
@@ -812,7 +860,7 @@
       <w:bCs/>
       <w:i/>
       <w:iCs/>
-      <w:color w:val="4F81BD" w:themeColor="accent1"/>
+      <w:color w:val="000000"/>
     </w:rPr>
   </w:style>
   <w:style w:type="paragraph" w:styleId="Heading5">
@@ -833,7 +881,7 @@
     </w:pPr>
     <w:rPr>
       <w:rFonts w:asciiTheme="majorHAnsi" w:eastAsiaTheme="majorEastAsia" w:hAnsiTheme="majorHAnsi" w:cstheme="majorBidi"/>
-      <w:color w:val="243F60" w:themeColor="accent1" w:themeShade="7F"/>
+      <w:color w:val="000000"/>
     </w:rPr>
   </w:style>
   <w:style w:type="paragraph" w:styleId="Heading6">
@@ -856,7 +904,7 @@
       <w:rFonts w:asciiTheme="majorHAnsi" w:eastAsiaTheme="majorEastAsia" w:hAnsiTheme="majorHAnsi" w:cstheme="majorBidi"/>
       <w:i/>
       <w:iCs/>
-      <w:color w:val="243F60" w:themeColor="accent1" w:themeShade="7F"/>
+      <w:color w:val="000000"/>
     </w:rPr>
   </w:style>
   <w:style w:type="paragraph" w:styleId="Heading7">
@@ -1026,7 +1074,7 @@
     </w:pPr>
     <w:rPr>
       <w:rFonts w:asciiTheme="majorHAnsi" w:eastAsiaTheme="majorEastAsia" w:hAnsiTheme="majorHAnsi" w:cstheme="majorBidi"/>
-      <w:color w:val="17365D" w:themeColor="text2" w:themeShade="BF"/>
+      <w:color w:val="000000"/>
       <w:spacing w:val="5"/>
       <w:kern w:val="28"/>
       <w:sz w:val="52"/>
@@ -1065,7 +1113,7 @@
       <w:rFonts w:asciiTheme="majorHAnsi" w:eastAsiaTheme="majorEastAsia" w:hAnsiTheme="majorHAnsi" w:cstheme="majorBidi"/>
       <w:i/>
       <w:iCs/>
-      <w:color w:val="4F81BD" w:themeColor="accent1"/>
+      <w:color w:val="000000"/>
       <w:spacing w:val="15"/>
       <w:sz w:val="24"/>
       <w:szCs w:val="24"/>
